--- a/docs/design/Solution_Design_Document_v3.docx
+++ b/docs/design/Solution_Design_Document_v3.docx
@@ -30,7 +30,7 @@
           <w:color w:val="4472C4"/>
           <w:sz w:val="36"/>
         </w:rPr>
-        <w:t>Alltown Fresh — Business Insights Pipeline</w:t>
+        <w:t>Retail Restaurant Chain — Business Insights Pipeline</w:t>
       </w:r>
     </w:p>
     <w:p/>
@@ -153,7 +153,7 @@
               <w:rPr>
                 <w:sz w:val="20"/>
               </w:rPr>
-              <w:t>GlobalPartners Business Insights Assessment (Alltown Fresh)</w:t>
+              <w:t>Retail-Chain Business Insights Assessment (Retail Restaurant Chain)</w:t>
             </w:r>
           </w:p>
         </w:tc>
@@ -664,7 +664,7 @@
     </w:p>
     <w:p>
       <w:r>
-        <w:t>This document describes the production-grade data pipeline architecture for the Alltown Fresh Business Insights platform. The pipeline ingests transactional data from 27 restaurant locations, cleans and transforms it through a medallion architecture (Bronze/Silver/Gold), calculates seven categories of business metrics, and serves them to a Streamlit dashboard via Amazon Athena.</w:t>
+        <w:t>This document describes the production-grade data pipeline architecture for the Retail Restaurant Chain Business Insights platform. The pipeline ingests transactional data from 27 restaurant locations, cleans and transforms it through a medallion architecture (Bronze/Silver/Gold), calculates seven categories of business metrics, and serves them to a Streamlit dashboard via Amazon Athena.</w:t>
       </w:r>
     </w:p>
     <w:p>
@@ -1068,7 +1068,7 @@
     </w:p>
     <w:p>
       <w:r>
-        <w:t>Every requirement from the GlobalPartners Business Analysis Requirements document is traced to a specific component in this architecture. This section exists so the SME can verify that nothing was missed.</w:t>
+        <w:t>Every requirement from the Retail-Chain Business Analysis Requirements document is traced to a specific component in this architecture. This section exists so the SME can verify that nothing was missed.</w:t>
       </w:r>
     </w:p>
     <w:tbl>
@@ -1964,7 +1964,7 @@
     </w:p>
     <w:p>
       <w:r>
-        <w:t>The source data resides in a SQL Server database hosted on AWS RDS. It consists of three tables representing transactional data from the Alltown Fresh restaurant chain.</w:t>
+        <w:t>The source data resides in a SQL Server database hosted on AWS RDS. It consists of three tables representing transactional data from the Retail Restaurant Chain restaurant chain.</w:t>
       </w:r>
     </w:p>
     <w:p>
@@ -2477,7 +2477,7 @@
               <w:rPr>
                 <w:sz w:val="20"/>
               </w:rPr>
-              <w:t>Exclude: APP_NAME = 'Alltown Fresh - DEVELOPMENT'</w:t>
+              <w:t>Exclude: APP_NAME = 'Retail Restaurant Chain - DEVELOPMENT'</w:t>
             </w:r>
           </w:p>
         </w:tc>
@@ -3138,7 +3138,7 @@
               <w:rPr>
                 <w:sz w:val="20"/>
               </w:rPr>
-              <w:t>s3://alltown-fresh-data-lake/{bronze|silver|gold}/{table_name}/</w:t>
+              <w:t>s3://DATA_LAKE_BUCKET/{bronze|silver|gold}/{table_name}/</w:t>
             </w:r>
           </w:p>
         </w:tc>
@@ -4505,7 +4505,7 @@
               <w:rPr>
                 <w:sz w:val="20"/>
               </w:rPr>
-              <w:t>s3://alltown-fresh-data-lake/bronze/{table_name}/</w:t>
+              <w:t>s3://DATA_LAKE_BUCKET/bronze/{table_name}/</w:t>
             </w:r>
           </w:p>
         </w:tc>
@@ -4795,7 +4795,7 @@
               <w:rPr>
                 <w:sz w:val="20"/>
               </w:rPr>
-              <w:t>s3://alltown-fresh-data-lake/bronze/</w:t>
+              <w:t>s3://DATA_LAKE_BUCKET/bronze/</w:t>
             </w:r>
           </w:p>
         </w:tc>
@@ -4823,7 +4823,7 @@
               <w:rPr>
                 <w:sz w:val="20"/>
               </w:rPr>
-              <w:t>s3://alltown-fresh-data-lake/silver/{table_name}/</w:t>
+              <w:t>s3://DATA_LAKE_BUCKET/silver/{table_name}/</w:t>
             </w:r>
           </w:p>
         </w:tc>
@@ -5126,7 +5126,7 @@
               <w:rPr>
                 <w:sz w:val="20"/>
               </w:rPr>
-              <w:t>s3://alltown-fresh-data-lake/silver/</w:t>
+              <w:t>s3://DATA_LAKE_BUCKET/silver/</w:t>
             </w:r>
           </w:p>
         </w:tc>
@@ -5154,7 +5154,7 @@
               <w:rPr>
                 <w:sz w:val="20"/>
               </w:rPr>
-              <w:t>s3://alltown-fresh-data-lake/gold/{table_name}/</w:t>
+              <w:t>s3://DATA_LAKE_BUCKET/gold/{table_name}/</w:t>
             </w:r>
           </w:p>
         </w:tc>
@@ -5316,7 +5316,7 @@
     </w:p>
     <w:p>
       <w:r>
-        <w:t>All orchestration is handled by a single AWS Glue Workflow named alltown-fresh-daily-workflow. No external orchestrator (Step Functions, EventBridge, Airflow) is needed.</w:t>
+        <w:t>All orchestration is handled by a single AWS Glue Workflow named retail-daily-workflow. No external orchestrator (Step Functions, EventBridge, Airflow) is needed.</w:t>
       </w:r>
     </w:p>
     <w:p>
@@ -5338,7 +5338,7 @@
           <w:color w:val="333333"/>
           <w:sz w:val="18"/>
         </w:rPr>
-        <w:t>alltown-fresh-daily-workflow</w:t>
+        <w:t>retail-daily-workflow</w:t>
         <w:br/>
         <w:t>│</w:t>
         <w:br/>
@@ -6302,7 +6302,7 @@
           <w:color w:val="333333"/>
           <w:sz w:val="18"/>
         </w:rPr>
-        <w:t>aws glue start-workflow-run --name alltown-fresh-daily-workflow</w:t>
+        <w:t>aws glue start-workflow-run --name retail-daily-workflow</w:t>
       </w:r>
     </w:p>
     <w:p>
@@ -6331,7 +6331,7 @@
         </w:rPr>
         <w:t>aws glue start-workflow-run \</w:t>
         <w:br/>
-        <w:t xml:space="preserve">  --name alltown-fresh-daily-workflow \</w:t>
+        <w:t xml:space="preserve">  --name retail-daily-workflow \</w:t>
         <w:br/>
         <w:t xml:space="preserve">  --run-properties '{"--start_date": "2024-01-01", "--end_date": "2024-01-31"}'</w:t>
       </w:r>
@@ -6370,7 +6370,7 @@
         <w:t>from delta.tables import DeltaTable</w:t>
         <w:br/>
         <w:br/>
-        <w:t>dt = DeltaTable.forPath(spark, 's3://alltown-fresh-data-lake/gold/fact_orders/')</w:t>
+        <w:t>dt = DeltaTable.forPath(spark, 's3://DATA_LAKE_BUCKET/gold/fact_orders/')</w:t>
         <w:br/>
         <w:t>dt.restoreToVersion(previous_version)  # instant rollback, no reprocessing</w:t>
       </w:r>
@@ -6761,7 +6761,7 @@
         <w:br/>
         <w:t>Email delivered to subscribed team members</w:t>
         <w:br/>
-        <w:t xml:space="preserve">    Subject: 'PIPELINE FAILED: alltown-fresh-daily-workflow'</w:t>
+        <w:t xml:space="preserve">    Subject: 'PIPELINE FAILED: retail-daily-workflow'</w:t>
         <w:br/>
         <w:t xml:space="preserve">    Body: failed job name, failed tables, run ID, CloudWatch log link</w:t>
       </w:r>
@@ -9596,7 +9596,7 @@
               <w:rPr>
                 <w:sz w:val="20"/>
               </w:rPr>
-              <w:t>Ordering platform (Alltown Fresh, Neighborhood Perks)</w:t>
+              <w:t>Ordering platform (Retail Restaurant Chain, Neighborhood Perks)</w:t>
             </w:r>
           </w:p>
         </w:tc>
@@ -12886,7 +12886,7 @@
               <w:rPr>
                 <w:sz w:val="20"/>
               </w:rPr>
-              <w:t>APP_NAME != 'Alltown Fresh - DEVELOPMENT'</w:t>
+              <w:t>APP_NAME != 'Retail Restaurant Chain - DEVELOPMENT'</w:t>
             </w:r>
           </w:p>
         </w:tc>
